--- a/ADG/09장/9장_실습문제_추가서술형.docx
+++ b/ADG/09장/9장_실습문제_추가서술형.docx
@@ -544,7 +544,7 @@
           <w:rFonts w:ascii="맑은 고딕" w:hAnsi="맑은 고딕" w:eastAsia="맑은 고딕"/>
           <w:sz w:val="21"/>
         </w:rPr>
-        <w:t>[추가-19] `V$DATAGUARD_STATS`·`V$STANDBY_EVENT_HISTOGRAM`·`V$MANAGED_STANDBY` 세 뷰의 역할과 한계를 정리하고, 어떤 순서로 조합해 보는지 제시하라.</w:t>
+        <w:t>[추가-19] `V$DATAGUARD_STATS`·`V$STANDBY_EVENT_HISTOGRAM`·`V$MANAGED_STANDBY` 세 뷰의 역할과 한계를 정리하고, 어떤 순서로 조합해 보는지 제시하라. ADG 옵션이 없어 Standby를 MOUNTED로 두었을 때 이 조합이 어떻게 달라지는지, Standby에 접속할 수 없을 때는 무엇으로 대신하는지도 포함하라.</w:t>
       </w:r>
     </w:p>
     <w:p>
